--- a/워드/A6_학생용_워크북.docx
+++ b/워드/A6_학생용_워크북.docx
@@ -2640,7 +2640,7 @@
           <w:b w:val="0"/>
           <w:sz w:val="20"/>
         </w:rPr>
-        <w:t>☐  질문 5개를 받았다</w:t>
+        <w:t>☐  AI가 준 질문을 기록 칸에 붙여넣었다</w:t>
       </w:r>
     </w:p>
     <w:p>
@@ -2654,7 +2654,7 @@
           <w:b w:val="0"/>
           <w:sz w:val="20"/>
         </w:rPr>
-        <w:t>☐  ‘선생님이 강조한 것’을 묻는 질문이 있다</w:t>
+        <w:t>☐  ‘선생님이 강조한 것’을 묻는 질문이 있는지 확인했다 (없으면 다시 요청했다)</w:t>
       </w:r>
     </w:p>
     <w:p>
@@ -2668,7 +2668,7 @@
           <w:b w:val="0"/>
           <w:sz w:val="20"/>
         </w:rPr>
-        <w:t>☐  내가 답하기 어려운 질문이 1개 이상 있다</w:t>
+        <w:t>☐  내가 답하기 어려운 질문이 있는지 확인했다 (없으면 ‘없음’이라고 적었다)</w:t>
       </w:r>
     </w:p>
     <w:p>
@@ -3185,7 +3185,7 @@
           <w:b w:val="0"/>
           <w:sz w:val="20"/>
         </w:rPr>
-        <w:t>☐  ‘확인할 목록’을 받았다</w:t>
+        <w:t>☐  ‘확인할 목록’을 받아 읽어 보았다</w:t>
       </w:r>
     </w:p>
     <w:p>
@@ -3716,7 +3716,7 @@
           <w:b w:val="0"/>
           <w:sz w:val="20"/>
         </w:rPr>
-        <w:t>☐  내용 없이 항목만 받았다</w:t>
+        <w:t>☐  내용 없이 항목만 받았는지 확인했다 (내용이 딸려 왔으면 다시 요청했다)</w:t>
       </w:r>
     </w:p>
     <w:p>
@@ -3730,7 +3730,7 @@
           <w:b w:val="0"/>
           <w:sz w:val="20"/>
         </w:rPr>
-        <w:t>☐  ‘헷갈리는 것 비교’ 항목이 있다</w:t>
+        <w:t>☐  ‘헷갈리는 것 비교’ 항목이 있는지 확인했다 (없으면 추가 요청했다)</w:t>
       </w:r>
     </w:p>
     <w:p>
@@ -5308,7 +5308,7 @@
           <w:b w:val="0"/>
           <w:sz w:val="20"/>
         </w:rPr>
-        <w:t>☐  뼈대 순서대로 나왔다</w:t>
+        <w:t>☐  뼈대 순서대로 나왔는지 대조했다 (다르면 다시 요청했다)</w:t>
       </w:r>
     </w:p>
     <w:p>
@@ -5322,7 +5322,7 @@
           <w:b w:val="0"/>
           <w:sz w:val="20"/>
         </w:rPr>
-        <w:t>☐  표가 만들어졌다</w:t>
+        <w:t>☐  표가 만들어졌는지 확인했다 (아니면 다시 요청했다)</w:t>
       </w:r>
     </w:p>
     <w:p>
@@ -5336,7 +5336,7 @@
           <w:b w:val="0"/>
           <w:sz w:val="20"/>
         </w:rPr>
-        <w:t>☐  [수업에서 확인] 또는 (교과서 확인) 표시가 남아 있다</w:t>
+        <w:t>☐  [수업에서 확인] 또는 (교과서 확인) 표시가 남아 있는지 확인했다 (숫자가 채워져 있으면 다시 요청했다)</w:t>
       </w:r>
     </w:p>
     <w:p>
@@ -6373,7 +6373,7 @@
           <w:b w:val="0"/>
           <w:sz w:val="20"/>
         </w:rPr>
-        <w:t>☐  비교 표를 다시 받았다</w:t>
+        <w:t>☐  비교 표를 다시 받아 확인했다</w:t>
       </w:r>
     </w:p>
     <w:p>
@@ -6387,7 +6387,7 @@
           <w:b w:val="0"/>
           <w:sz w:val="20"/>
         </w:rPr>
-        <w:t>☐  질문 3개를 받았다</w:t>
+        <w:t>☐  AI가 준 질문을 기록 칸에 붙여넣었다</w:t>
       </w:r>
     </w:p>
     <w:p>
@@ -8806,7 +8806,7 @@
           <w:b w:val="0"/>
           <w:sz w:val="20"/>
         </w:rPr>
-        <w:t>☐  짝과 서로 정리를 바꿔 읽었다</w:t>
+        <w:t>☐  정리를 기준에 따라 읽어 보았다 (짝과 바꿔 읽거나, 혼자면 소리 내어 읽었다)</w:t>
       </w:r>
     </w:p>
     <w:p>

--- a/워드/A6_학생용_워크북.docx
+++ b/워드/A6_학생용_워크북.docx
@@ -2007,6 +2007,81 @@
         <w:t>▷ 기록 — AI가 짚은 ‘중심’ 한 문장을 붙여넣으세요</w:t>
       </w:r>
     </w:p>
+    <w:p>
+      <w:pPr>
+        <w:spacing w:before="0" w:after="0"/>
+        <w:ind w:left="170"/>
+      </w:pPr>
+      <w:r>
+        <w:rPr>
+          <w:rFonts w:ascii="맑은 고딕" w:hAnsi="맑은 고딕" w:eastAsia="맑은 고딕"/>
+          <w:b w:val="0"/>
+          <w:color w:val="9AA4B2"/>
+          <w:sz w:val="18"/>
+        </w:rPr>
+        <w:t>이 정리의 중심은</w:t>
+      </w:r>
+    </w:p>
+    <w:p>
+      <w:pPr>
+        <w:spacing w:before="0" w:after="0"/>
+        <w:ind w:left="170"/>
+      </w:pPr>
+      <w:r>
+        <w:rPr>
+          <w:rFonts w:ascii="맑은 고딕" w:hAnsi="맑은 고딕" w:eastAsia="맑은 고딕"/>
+          <w:b w:val="0"/>
+          <w:color w:val="9AA4B2"/>
+          <w:sz w:val="18"/>
+        </w:rPr>
+        <w:t xml:space="preserve">→ </w:t>
+      </w:r>
+    </w:p>
+    <w:p>
+      <w:pPr>
+        <w:spacing w:before="0" w:after="0"/>
+        <w:ind w:left="170"/>
+      </w:pPr>
+      <w:r>
+        <w:rPr>
+          <w:rFonts w:ascii="맑은 고딕" w:hAnsi="맑은 고딕" w:eastAsia="맑은 고딕"/>
+          <w:b w:val="0"/>
+          <w:color w:val="9AA4B2"/>
+          <w:sz w:val="18"/>
+        </w:rPr>
+        <w:t xml:space="preserve"> </w:t>
+      </w:r>
+    </w:p>
+    <w:p>
+      <w:pPr>
+        <w:spacing w:before="0" w:after="0"/>
+        <w:ind w:left="170"/>
+      </w:pPr>
+      <w:r>
+        <w:rPr>
+          <w:rFonts w:ascii="맑은 고딕" w:hAnsi="맑은 고딕" w:eastAsia="맑은 고딕"/>
+          <w:b w:val="0"/>
+          <w:color w:val="9AA4B2"/>
+          <w:sz w:val="18"/>
+        </w:rPr>
+        <w:t>AI가 되물어 온 것 :</w:t>
+      </w:r>
+    </w:p>
+    <w:p>
+      <w:pPr>
+        <w:spacing w:before="0" w:after="0"/>
+        <w:ind w:left="170"/>
+      </w:pPr>
+      <w:r>
+        <w:rPr>
+          <w:rFonts w:ascii="맑은 고딕" w:hAnsi="맑은 고딕" w:eastAsia="맑은 고딕"/>
+          <w:b w:val="0"/>
+          <w:color w:val="9AA4B2"/>
+          <w:sz w:val="18"/>
+        </w:rPr>
+        <w:t>→ 내 답 :</w:t>
+      </w:r>
+    </w:p>
     <w:tbl>
       <w:tblPr>
         <w:tblW w:type="auto" w:w="0"/>
@@ -2018,7 +2093,7 @@
       </w:tblGrid>
       <w:tr>
         <w:trPr>
-          <w:trHeight w:hRule="atLeast" w:val="2041"/>
+          <w:trHeight w:hRule="atLeast" w:val="1049"/>
         </w:trPr>
         <w:tc>
           <w:tcPr>
@@ -2577,6 +2652,36 @@
         <w:t>5.</w:t>
       </w:r>
     </w:p>
+    <w:p>
+      <w:pPr>
+        <w:spacing w:before="0" w:after="0"/>
+        <w:ind w:left="170"/>
+      </w:pPr>
+      <w:r>
+        <w:rPr>
+          <w:rFonts w:ascii="맑은 고딕" w:hAnsi="맑은 고딕" w:eastAsia="맑은 고딕"/>
+          <w:b w:val="0"/>
+          <w:color w:val="9AA4B2"/>
+          <w:sz w:val="18"/>
+        </w:rPr>
+        <w:t xml:space="preserve"> </w:t>
+      </w:r>
+    </w:p>
+    <w:p>
+      <w:pPr>
+        <w:spacing w:before="0" w:after="0"/>
+        <w:ind w:left="170"/>
+      </w:pPr>
+      <w:r>
+        <w:rPr>
+          <w:rFonts w:ascii="맑은 고딕" w:hAnsi="맑은 고딕" w:eastAsia="맑은 고딕"/>
+          <w:b w:val="0"/>
+          <w:color w:val="9AA4B2"/>
+          <w:sz w:val="18"/>
+        </w:rPr>
+        <w:t>→ 이 중에서 내가 바로 답하기 어려운 것 :</w:t>
+      </w:r>
+    </w:p>
     <w:tbl>
       <w:tblPr>
         <w:tblW w:type="auto" w:w="0"/>
@@ -2588,7 +2693,7 @@
       </w:tblGrid>
       <w:tr>
         <w:trPr>
-          <w:trHeight w:hRule="atLeast" w:val="1049"/>
+          <w:trHeight w:hRule="atLeast" w:val="680"/>
         </w:trPr>
         <w:tc>
           <w:tcPr>
@@ -3031,7 +3136,7 @@
           <w:color w:val="9AA4B2"/>
           <w:sz w:val="18"/>
         </w:rPr>
-        <w:t>1) …</w:t>
+        <w:t>1)</w:t>
       </w:r>
     </w:p>
     <w:p>
@@ -3046,7 +3151,52 @@
           <w:color w:val="9AA4B2"/>
           <w:sz w:val="18"/>
         </w:rPr>
-        <w:t>2) …</w:t>
+        <w:t>2)</w:t>
+      </w:r>
+    </w:p>
+    <w:p>
+      <w:pPr>
+        <w:spacing w:before="0" w:after="0"/>
+        <w:ind w:left="170"/>
+      </w:pPr>
+      <w:r>
+        <w:rPr>
+          <w:rFonts w:ascii="맑은 고딕" w:hAnsi="맑은 고딕" w:eastAsia="맑은 고딕"/>
+          <w:b w:val="0"/>
+          <w:color w:val="9AA4B2"/>
+          <w:sz w:val="18"/>
+        </w:rPr>
+        <w:t>3)</w:t>
+      </w:r>
+    </w:p>
+    <w:p>
+      <w:pPr>
+        <w:spacing w:before="0" w:after="0"/>
+        <w:ind w:left="170"/>
+      </w:pPr>
+      <w:r>
+        <w:rPr>
+          <w:rFonts w:ascii="맑은 고딕" w:hAnsi="맑은 고딕" w:eastAsia="맑은 고딕"/>
+          <w:b w:val="0"/>
+          <w:color w:val="9AA4B2"/>
+          <w:sz w:val="18"/>
+        </w:rPr>
+        <w:t>4)</w:t>
+      </w:r>
+    </w:p>
+    <w:p>
+      <w:pPr>
+        <w:spacing w:before="0" w:after="0"/>
+        <w:ind w:left="170"/>
+      </w:pPr>
+      <w:r>
+        <w:rPr>
+          <w:rFonts w:ascii="맑은 고딕" w:hAnsi="맑은 고딕" w:eastAsia="맑은 고딕"/>
+          <w:b w:val="0"/>
+          <w:color w:val="9AA4B2"/>
+          <w:sz w:val="18"/>
+        </w:rPr>
+        <w:t>5)</w:t>
       </w:r>
     </w:p>
     <w:p>
@@ -3076,7 +3226,7 @@
           <w:color w:val="9AA4B2"/>
           <w:sz w:val="18"/>
         </w:rPr>
-        <w:t>[수업에서 확인할 것]</w:t>
+        <w:t>→ 자료가 없어 ‘자료 없음’이라고 적은 것 :</w:t>
       </w:r>
     </w:p>
     <w:p>
@@ -3091,7 +3241,67 @@
           <w:color w:val="9AA4B2"/>
           <w:sz w:val="18"/>
         </w:rPr>
-        <w:t>…</w:t>
+        <w:t>→ AI가 알려 준 처리 방법 :</w:t>
+      </w:r>
+    </w:p>
+    <w:p>
+      <w:pPr>
+        <w:spacing w:before="0" w:after="0"/>
+        <w:ind w:left="170"/>
+      </w:pPr>
+      <w:r>
+        <w:rPr>
+          <w:rFonts w:ascii="맑은 고딕" w:hAnsi="맑은 고딕" w:eastAsia="맑은 고딕"/>
+          <w:b w:val="0"/>
+          <w:color w:val="9AA4B2"/>
+          <w:sz w:val="18"/>
+        </w:rPr>
+        <w:t xml:space="preserve"> </w:t>
+      </w:r>
+    </w:p>
+    <w:p>
+      <w:pPr>
+        <w:spacing w:before="0" w:after="0"/>
+        <w:ind w:left="170"/>
+      </w:pPr>
+      <w:r>
+        <w:rPr>
+          <w:rFonts w:ascii="맑은 고딕" w:hAnsi="맑은 고딕" w:eastAsia="맑은 고딕"/>
+          <w:b w:val="0"/>
+          <w:color w:val="9AA4B2"/>
+          <w:sz w:val="18"/>
+        </w:rPr>
+        <w:t>[수업에서 확인할 것]</w:t>
+      </w:r>
+    </w:p>
+    <w:p>
+      <w:pPr>
+        <w:spacing w:before="0" w:after="0"/>
+        <w:ind w:left="170"/>
+      </w:pPr>
+      <w:r>
+        <w:rPr>
+          <w:rFonts w:ascii="맑은 고딕" w:hAnsi="맑은 고딕" w:eastAsia="맑은 고딕"/>
+          <w:b w:val="0"/>
+          <w:color w:val="9AA4B2"/>
+          <w:sz w:val="18"/>
+        </w:rPr>
+        <w:t>1)</w:t>
+      </w:r>
+    </w:p>
+    <w:p>
+      <w:pPr>
+        <w:spacing w:before="0" w:after="0"/>
+        <w:ind w:left="170"/>
+      </w:pPr>
+      <w:r>
+        <w:rPr>
+          <w:rFonts w:ascii="맑은 고딕" w:hAnsi="맑은 고딕" w:eastAsia="맑은 고딕"/>
+          <w:b w:val="0"/>
+          <w:color w:val="9AA4B2"/>
+          <w:sz w:val="18"/>
+        </w:rPr>
+        <w:t>2)</w:t>
       </w:r>
     </w:p>
     <w:tbl>
@@ -3105,7 +3315,7 @@
       </w:tblGrid>
       <w:tr>
         <w:trPr>
-          <w:trHeight w:hRule="atLeast" w:val="1049"/>
+          <w:trHeight w:hRule="atLeast" w:val="680"/>
         </w:trPr>
         <w:tc>
           <w:tcPr>
@@ -3635,7 +3845,7 @@
           <w:color w:val="9AA4B2"/>
           <w:sz w:val="18"/>
         </w:rPr>
-        <w:t>1. …</w:t>
+        <w:t>1.</w:t>
       </w:r>
     </w:p>
     <w:p>
@@ -3650,7 +3860,97 @@
           <w:color w:val="9AA4B2"/>
           <w:sz w:val="18"/>
         </w:rPr>
-        <w:t>2. …</w:t>
+        <w:t>2.</w:t>
+      </w:r>
+    </w:p>
+    <w:p>
+      <w:pPr>
+        <w:spacing w:before="0" w:after="0"/>
+        <w:ind w:left="170"/>
+      </w:pPr>
+      <w:r>
+        <w:rPr>
+          <w:rFonts w:ascii="맑은 고딕" w:hAnsi="맑은 고딕" w:eastAsia="맑은 고딕"/>
+          <w:b w:val="0"/>
+          <w:color w:val="9AA4B2"/>
+          <w:sz w:val="18"/>
+        </w:rPr>
+        <w:t>3.</w:t>
+      </w:r>
+    </w:p>
+    <w:p>
+      <w:pPr>
+        <w:spacing w:before="0" w:after="0"/>
+        <w:ind w:left="170"/>
+      </w:pPr>
+      <w:r>
+        <w:rPr>
+          <w:rFonts w:ascii="맑은 고딕" w:hAnsi="맑은 고딕" w:eastAsia="맑은 고딕"/>
+          <w:b w:val="0"/>
+          <w:color w:val="9AA4B2"/>
+          <w:sz w:val="18"/>
+        </w:rPr>
+        <w:t>4.</w:t>
+      </w:r>
+    </w:p>
+    <w:p>
+      <w:pPr>
+        <w:spacing w:before="0" w:after="0"/>
+        <w:ind w:left="170"/>
+      </w:pPr>
+      <w:r>
+        <w:rPr>
+          <w:rFonts w:ascii="맑은 고딕" w:hAnsi="맑은 고딕" w:eastAsia="맑은 고딕"/>
+          <w:b w:val="0"/>
+          <w:color w:val="9AA4B2"/>
+          <w:sz w:val="18"/>
+        </w:rPr>
+        <w:t>5.</w:t>
+      </w:r>
+    </w:p>
+    <w:p>
+      <w:pPr>
+        <w:spacing w:before="0" w:after="0"/>
+        <w:ind w:left="170"/>
+      </w:pPr>
+      <w:r>
+        <w:rPr>
+          <w:rFonts w:ascii="맑은 고딕" w:hAnsi="맑은 고딕" w:eastAsia="맑은 고딕"/>
+          <w:b w:val="0"/>
+          <w:color w:val="9AA4B2"/>
+          <w:sz w:val="18"/>
+        </w:rPr>
+        <w:t>6.</w:t>
+      </w:r>
+    </w:p>
+    <w:p>
+      <w:pPr>
+        <w:spacing w:before="0" w:after="0"/>
+        <w:ind w:left="170"/>
+      </w:pPr>
+      <w:r>
+        <w:rPr>
+          <w:rFonts w:ascii="맑은 고딕" w:hAnsi="맑은 고딕" w:eastAsia="맑은 고딕"/>
+          <w:b w:val="0"/>
+          <w:color w:val="9AA4B2"/>
+          <w:sz w:val="18"/>
+        </w:rPr>
+        <w:t xml:space="preserve"> </w:t>
+      </w:r>
+    </w:p>
+    <w:p>
+      <w:pPr>
+        <w:spacing w:before="0" w:after="0"/>
+        <w:ind w:left="170"/>
+      </w:pPr>
+      <w:r>
+        <w:rPr>
+          <w:rFonts w:ascii="맑은 고딕" w:hAnsi="맑은 고딕" w:eastAsia="맑은 고딕"/>
+          <w:b w:val="0"/>
+          <w:color w:val="9AA4B2"/>
+          <w:sz w:val="18"/>
+        </w:rPr>
+        <w:t>→ 선생님이 요구한 항목 중 빠진 것 :</w:t>
       </w:r>
     </w:p>
     <w:tbl>
@@ -3664,7 +3964,7 @@
       </w:tblGrid>
       <w:tr>
         <w:trPr>
-          <w:trHeight w:hRule="atLeast" w:val="1644"/>
+          <w:trHeight w:hRule="atLeast" w:val="680"/>
         </w:trPr>
         <w:tc>
           <w:tcPr>
@@ -4085,7 +4385,7 @@
           <w:color w:val="9AA4B2"/>
           <w:sz w:val="18"/>
         </w:rPr>
-        <w:t>1. …</w:t>
+        <w:t>1.</w:t>
       </w:r>
     </w:p>
     <w:p>
@@ -4100,7 +4400,112 @@
           <w:color w:val="9AA4B2"/>
           <w:sz w:val="18"/>
         </w:rPr>
-        <w:t>2. …</w:t>
+        <w:t>2.</w:t>
+      </w:r>
+    </w:p>
+    <w:p>
+      <w:pPr>
+        <w:spacing w:before="0" w:after="0"/>
+        <w:ind w:left="170"/>
+      </w:pPr>
+      <w:r>
+        <w:rPr>
+          <w:rFonts w:ascii="맑은 고딕" w:hAnsi="맑은 고딕" w:eastAsia="맑은 고딕"/>
+          <w:b w:val="0"/>
+          <w:color w:val="9AA4B2"/>
+          <w:sz w:val="18"/>
+        </w:rPr>
+        <w:t>3.</w:t>
+      </w:r>
+    </w:p>
+    <w:p>
+      <w:pPr>
+        <w:spacing w:before="0" w:after="0"/>
+        <w:ind w:left="170"/>
+      </w:pPr>
+      <w:r>
+        <w:rPr>
+          <w:rFonts w:ascii="맑은 고딕" w:hAnsi="맑은 고딕" w:eastAsia="맑은 고딕"/>
+          <w:b w:val="0"/>
+          <w:color w:val="9AA4B2"/>
+          <w:sz w:val="18"/>
+        </w:rPr>
+        <w:t>4.</w:t>
+      </w:r>
+    </w:p>
+    <w:p>
+      <w:pPr>
+        <w:spacing w:before="0" w:after="0"/>
+        <w:ind w:left="170"/>
+      </w:pPr>
+      <w:r>
+        <w:rPr>
+          <w:rFonts w:ascii="맑은 고딕" w:hAnsi="맑은 고딕" w:eastAsia="맑은 고딕"/>
+          <w:b w:val="0"/>
+          <w:color w:val="9AA4B2"/>
+          <w:sz w:val="18"/>
+        </w:rPr>
+        <w:t>5.</w:t>
+      </w:r>
+    </w:p>
+    <w:p>
+      <w:pPr>
+        <w:spacing w:before="0" w:after="0"/>
+        <w:ind w:left="170"/>
+      </w:pPr>
+      <w:r>
+        <w:rPr>
+          <w:rFonts w:ascii="맑은 고딕" w:hAnsi="맑은 고딕" w:eastAsia="맑은 고딕"/>
+          <w:b w:val="0"/>
+          <w:color w:val="9AA4B2"/>
+          <w:sz w:val="18"/>
+        </w:rPr>
+        <w:t>6.</w:t>
+      </w:r>
+    </w:p>
+    <w:p>
+      <w:pPr>
+        <w:spacing w:before="0" w:after="0"/>
+        <w:ind w:left="170"/>
+      </w:pPr>
+      <w:r>
+        <w:rPr>
+          <w:rFonts w:ascii="맑은 고딕" w:hAnsi="맑은 고딕" w:eastAsia="맑은 고딕"/>
+          <w:b w:val="0"/>
+          <w:color w:val="9AA4B2"/>
+          <w:sz w:val="18"/>
+        </w:rPr>
+        <w:t xml:space="preserve"> </w:t>
+      </w:r>
+    </w:p>
+    <w:p>
+      <w:pPr>
+        <w:spacing w:before="0" w:after="0"/>
+        <w:ind w:left="170"/>
+      </w:pPr>
+      <w:r>
+        <w:rPr>
+          <w:rFonts w:ascii="맑은 고딕" w:hAnsi="맑은 고딕" w:eastAsia="맑은 고딕"/>
+          <w:b w:val="0"/>
+          <w:color w:val="9AA4B2"/>
+          <w:sz w:val="18"/>
+        </w:rPr>
+        <w:t>→ 내가 추가로 요청한 것 :</w:t>
+      </w:r>
+    </w:p>
+    <w:p>
+      <w:pPr>
+        <w:spacing w:before="0" w:after="0"/>
+        <w:ind w:left="170"/>
+      </w:pPr>
+      <w:r>
+        <w:rPr>
+          <w:rFonts w:ascii="맑은 고딕" w:hAnsi="맑은 고딕" w:eastAsia="맑은 고딕"/>
+          <w:b w:val="0"/>
+          <w:color w:val="9AA4B2"/>
+          <w:sz w:val="18"/>
+        </w:rPr>
+        <w:t>→ 최종 확정 :</w:t>
       </w:r>
     </w:p>
     <w:tbl>
@@ -4114,7 +4519,7 @@
       </w:tblGrid>
       <w:tr>
         <w:trPr>
-          <w:trHeight w:hRule="atLeast" w:val="1644"/>
+          <w:trHeight w:hRule="atLeast" w:val="680"/>
         </w:trPr>
         <w:tc>
           <w:tcPr>
